--- a/docs/操作マニュアル.docx
+++ b/docs/操作マニュアル.docx
@@ -894,6 +894,57 @@
     </w:p>
     <w:p>
       <w:pPr>
+        <w:jc w:val="center"/>
+      </w:pPr>
+      <w:r>
+        <w:drawing>
+          <wp:inline xmlns:a="http://schemas.openxmlformats.org/drawingml/2006/main" xmlns:pic="http://schemas.openxmlformats.org/drawingml/2006/picture">
+            <wp:extent cx="5029200" cy="3536156"/>
+            <wp:docPr id="1" name="Picture 1"/>
+            <wp:cNvGraphicFramePr>
+              <a:graphicFrameLocks noChangeAspect="1"/>
+            </wp:cNvGraphicFramePr>
+            <a:graphic>
+              <a:graphicData uri="http://schemas.openxmlformats.org/drawingml/2006/picture">
+                <pic:pic>
+                  <pic:nvPicPr>
+                    <pic:cNvPr id="0" name="AUTH-004_ログイン画面.png"/>
+                    <pic:cNvPicPr/>
+                  </pic:nvPicPr>
+                  <pic:blipFill>
+                    <a:blip r:embed="rId11"/>
+                    <a:stretch>
+                      <a:fillRect/>
+                    </a:stretch>
+                  </pic:blipFill>
+                  <pic:spPr>
+                    <a:xfrm>
+                      <a:off x="0" y="0"/>
+                      <a:ext cx="5029200" cy="3536156"/>
+                    </a:xfrm>
+                    <a:prstGeom prst="rect"/>
+                  </pic:spPr>
+                </pic:pic>
+              </a:graphicData>
+            </a:graphic>
+          </wp:inline>
+        </w:drawing>
+      </w:r>
+    </w:p>
+    <w:p>
+      <w:pPr>
+        <w:jc w:val="center"/>
+      </w:pPr>
+      <w:r>
+        <w:rPr>
+          <w:i/>
+          <w:sz w:val="18"/>
+        </w:rPr>
+        <w:t>図：ログイン画面（事業所ID・ユーザーID・パスワードを入力）</w:t>
+      </w:r>
+    </w:p>
+    <w:p>
+      <w:pPr>
         <w:pStyle w:val="1"/>
         <w:rPr>
           <w:lang w:eastAsia="ja-JP"/>
@@ -1049,6 +1100,57 @@
     </w:p>
     <w:p>
       <w:pPr>
+        <w:jc w:val="center"/>
+      </w:pPr>
+      <w:r>
+        <w:drawing>
+          <wp:inline xmlns:a="http://schemas.openxmlformats.org/drawingml/2006/main" xmlns:pic="http://schemas.openxmlformats.org/drawingml/2006/picture">
+            <wp:extent cx="5029200" cy="6035040"/>
+            <wp:docPr id="2" name="Picture 2"/>
+            <wp:cNvGraphicFramePr>
+              <a:graphicFrameLocks noChangeAspect="1"/>
+            </wp:cNvGraphicFramePr>
+            <a:graphic>
+              <a:graphicData uri="http://schemas.openxmlformats.org/drawingml/2006/picture">
+                <pic:pic>
+                  <pic:nvPicPr>
+                    <pic:cNvPr id="0" name="DASH-001_ダッシュボード.png"/>
+                    <pic:cNvPicPr/>
+                  </pic:nvPicPr>
+                  <pic:blipFill>
+                    <a:blip r:embed="rId12"/>
+                    <a:stretch>
+                      <a:fillRect/>
+                    </a:stretch>
+                  </pic:blipFill>
+                  <pic:spPr>
+                    <a:xfrm>
+                      <a:off x="0" y="0"/>
+                      <a:ext cx="5029200" cy="6035040"/>
+                    </a:xfrm>
+                    <a:prstGeom prst="rect"/>
+                  </pic:spPr>
+                </pic:pic>
+              </a:graphicData>
+            </a:graphic>
+          </wp:inline>
+        </w:drawing>
+      </w:r>
+    </w:p>
+    <w:p>
+      <w:pPr>
+        <w:jc w:val="center"/>
+      </w:pPr>
+      <w:r>
+        <w:rPr>
+          <w:i/>
+          <w:sz w:val="18"/>
+        </w:rPr>
+        <w:t>図：ダッシュボード（期限サマリ・担当者別ワークロード等）</w:t>
+      </w:r>
+    </w:p>
+    <w:p>
+      <w:pPr>
         <w:pStyle w:val="1"/>
         <w:rPr>
           <w:lang w:eastAsia="ja-JP"/>
@@ -1088,6 +1190,57 @@
           <w:lang w:eastAsia="ja-JP"/>
         </w:rPr>
         <w:t>サイドバー「顧問先」から一覧画面を開きます。顧問先名での検索、契約状況（契約中／契約終了）での絞り込みができます。</w:t>
+      </w:r>
+    </w:p>
+    <w:p>
+      <w:pPr>
+        <w:jc w:val="center"/>
+      </w:pPr>
+      <w:r>
+        <w:drawing>
+          <wp:inline xmlns:a="http://schemas.openxmlformats.org/drawingml/2006/main" xmlns:pic="http://schemas.openxmlformats.org/drawingml/2006/picture">
+            <wp:extent cx="5029200" cy="3536156"/>
+            <wp:docPr id="3" name="Picture 3"/>
+            <wp:cNvGraphicFramePr>
+              <a:graphicFrameLocks noChangeAspect="1"/>
+            </wp:cNvGraphicFramePr>
+            <a:graphic>
+              <a:graphicData uri="http://schemas.openxmlformats.org/drawingml/2006/picture">
+                <pic:pic>
+                  <pic:nvPicPr>
+                    <pic:cNvPr id="0" name="CLIENT-001_一覧画面.png"/>
+                    <pic:cNvPicPr/>
+                  </pic:nvPicPr>
+                  <pic:blipFill>
+                    <a:blip r:embed="rId13"/>
+                    <a:stretch>
+                      <a:fillRect/>
+                    </a:stretch>
+                  </pic:blipFill>
+                  <pic:spPr>
+                    <a:xfrm>
+                      <a:off x="0" y="0"/>
+                      <a:ext cx="5029200" cy="3536156"/>
+                    </a:xfrm>
+                    <a:prstGeom prst="rect"/>
+                  </pic:spPr>
+                </pic:pic>
+              </a:graphicData>
+            </a:graphic>
+          </wp:inline>
+        </w:drawing>
+      </w:r>
+    </w:p>
+    <w:p>
+      <w:pPr>
+        <w:jc w:val="center"/>
+      </w:pPr>
+      <w:r>
+        <w:rPr>
+          <w:i/>
+          <w:sz w:val="18"/>
+        </w:rPr>
+        <w:t>図：顧問先一覧画面</w:t>
       </w:r>
     </w:p>
     <w:p>
@@ -1546,6 +1699,57 @@
     </w:tbl>
     <w:p>
       <w:pPr>
+        <w:jc w:val="center"/>
+      </w:pPr>
+      <w:r>
+        <w:drawing>
+          <wp:inline xmlns:a="http://schemas.openxmlformats.org/drawingml/2006/main" xmlns:pic="http://schemas.openxmlformats.org/drawingml/2006/picture">
+            <wp:extent cx="5029200" cy="3842623"/>
+            <wp:docPr id="4" name="Picture 4"/>
+            <wp:cNvGraphicFramePr>
+              <a:graphicFrameLocks noChangeAspect="1"/>
+            </wp:cNvGraphicFramePr>
+            <a:graphic>
+              <a:graphicData uri="http://schemas.openxmlformats.org/drawingml/2006/picture">
+                <pic:pic>
+                  <pic:nvPicPr>
+                    <pic:cNvPr id="0" name="CLIENT-004_新規作成画面.png"/>
+                    <pic:cNvPicPr/>
+                  </pic:nvPicPr>
+                  <pic:blipFill>
+                    <a:blip r:embed="rId14"/>
+                    <a:stretch>
+                      <a:fillRect/>
+                    </a:stretch>
+                  </pic:blipFill>
+                  <pic:spPr>
+                    <a:xfrm>
+                      <a:off x="0" y="0"/>
+                      <a:ext cx="5029200" cy="3842623"/>
+                    </a:xfrm>
+                    <a:prstGeom prst="rect"/>
+                  </pic:spPr>
+                </pic:pic>
+              </a:graphicData>
+            </a:graphic>
+          </wp:inline>
+        </w:drawing>
+      </w:r>
+    </w:p>
+    <w:p>
+      <w:pPr>
+        <w:jc w:val="center"/>
+      </w:pPr>
+      <w:r>
+        <w:rPr>
+          <w:i/>
+          <w:sz w:val="18"/>
+        </w:rPr>
+        <w:t>図：顧問先の新規登録画面</w:t>
+      </w:r>
+    </w:p>
+    <w:p>
+      <w:pPr>
         <w:pStyle w:val="21"/>
         <w:rPr>
           <w:lang w:eastAsia="ja-JP"/>
@@ -1599,6 +1803,57 @@
     </w:p>
     <w:p>
       <w:pPr>
+        <w:jc w:val="center"/>
+      </w:pPr>
+      <w:r>
+        <w:drawing>
+          <wp:inline xmlns:a="http://schemas.openxmlformats.org/drawingml/2006/main" xmlns:pic="http://schemas.openxmlformats.org/drawingml/2006/picture">
+            <wp:extent cx="5029200" cy="6384727"/>
+            <wp:docPr id="5" name="Picture 5"/>
+            <wp:cNvGraphicFramePr>
+              <a:graphicFrameLocks noChangeAspect="1"/>
+            </wp:cNvGraphicFramePr>
+            <a:graphic>
+              <a:graphicData uri="http://schemas.openxmlformats.org/drawingml/2006/picture">
+                <pic:pic>
+                  <pic:nvPicPr>
+                    <pic:cNvPr id="0" name="CLIENT-008_編集画面_購読状況反映.png"/>
+                    <pic:cNvPicPr/>
+                  </pic:nvPicPr>
+                  <pic:blipFill>
+                    <a:blip r:embed="rId15"/>
+                    <a:stretch>
+                      <a:fillRect/>
+                    </a:stretch>
+                  </pic:blipFill>
+                  <pic:spPr>
+                    <a:xfrm>
+                      <a:off x="0" y="0"/>
+                      <a:ext cx="5029200" cy="6384727"/>
+                    </a:xfrm>
+                    <a:prstGeom prst="rect"/>
+                  </pic:spPr>
+                </pic:pic>
+              </a:graphicData>
+            </a:graphic>
+          </wp:inline>
+        </w:drawing>
+      </w:r>
+    </w:p>
+    <w:p>
+      <w:pPr>
+        <w:jc w:val="center"/>
+      </w:pPr>
+      <w:r>
+        <w:rPr>
+          <w:i/>
+          <w:sz w:val="18"/>
+        </w:rPr>
+        <w:t>図：顧問先編集画面（対象手続きの購読状況が反映された状態）</w:t>
+      </w:r>
+    </w:p>
+    <w:p>
+      <w:pPr>
         <w:pStyle w:val="21"/>
       </w:pPr>
       <w:r>
@@ -1866,6 +2121,57 @@
           <w:lang w:eastAsia="ja-JP"/>
         </w:rPr>
         <w:t>労働保険概算保険料分割納付（第2期）　ほか</w:t>
+      </w:r>
+    </w:p>
+    <w:p>
+      <w:pPr>
+        <w:jc w:val="center"/>
+      </w:pPr>
+      <w:r>
+        <w:drawing>
+          <wp:inline xmlns:a="http://schemas.openxmlformats.org/drawingml/2006/main" xmlns:pic="http://schemas.openxmlformats.org/drawingml/2006/picture">
+            <wp:extent cx="5029200" cy="3724751"/>
+            <wp:docPr id="6" name="Picture 6"/>
+            <wp:cNvGraphicFramePr>
+              <a:graphicFrameLocks noChangeAspect="1"/>
+            </wp:cNvGraphicFramePr>
+            <a:graphic>
+              <a:graphicData uri="http://schemas.openxmlformats.org/drawingml/2006/picture">
+                <pic:pic>
+                  <pic:nvPicPr>
+                    <pic:cNvPr id="0" name="PTYPE-001_マスタ一覧.png"/>
+                    <pic:cNvPicPr/>
+                  </pic:nvPicPr>
+                  <pic:blipFill>
+                    <a:blip r:embed="rId16"/>
+                    <a:stretch>
+                      <a:fillRect/>
+                    </a:stretch>
+                  </pic:blipFill>
+                  <pic:spPr>
+                    <a:xfrm>
+                      <a:off x="0" y="0"/>
+                      <a:ext cx="5029200" cy="3724751"/>
+                    </a:xfrm>
+                    <a:prstGeom prst="rect"/>
+                  </pic:spPr>
+                </pic:pic>
+              </a:graphicData>
+            </a:graphic>
+          </wp:inline>
+        </w:drawing>
+      </w:r>
+    </w:p>
+    <w:p>
+      <w:pPr>
+        <w:jc w:val="center"/>
+      </w:pPr>
+      <w:r>
+        <w:rPr>
+          <w:i/>
+          <w:sz w:val="18"/>
+        </w:rPr>
+        <w:t>図：手続き種別マスタ一覧</w:t>
       </w:r>
     </w:p>
     <w:p>
@@ -1936,6 +2242,57 @@
     </w:p>
     <w:p>
       <w:pPr>
+        <w:jc w:val="center"/>
+      </w:pPr>
+      <w:r>
+        <w:drawing>
+          <wp:inline xmlns:a="http://schemas.openxmlformats.org/drawingml/2006/main" xmlns:pic="http://schemas.openxmlformats.org/drawingml/2006/picture">
+            <wp:extent cx="5029200" cy="3536156"/>
+            <wp:docPr id="7" name="Picture 7"/>
+            <wp:cNvGraphicFramePr>
+              <a:graphicFrameLocks noChangeAspect="1"/>
+            </wp:cNvGraphicFramePr>
+            <a:graphic>
+              <a:graphicData uri="http://schemas.openxmlformats.org/drawingml/2006/picture">
+                <pic:pic>
+                  <pic:nvPicPr>
+                    <pic:cNvPr id="0" name="PTYPE-003_マスタ編集画面(owner).png"/>
+                    <pic:cNvPicPr/>
+                  </pic:nvPicPr>
+                  <pic:blipFill>
+                    <a:blip r:embed="rId17"/>
+                    <a:stretch>
+                      <a:fillRect/>
+                    </a:stretch>
+                  </pic:blipFill>
+                  <pic:spPr>
+                    <a:xfrm>
+                      <a:off x="0" y="0"/>
+                      <a:ext cx="5029200" cy="3536156"/>
+                    </a:xfrm>
+                    <a:prstGeom prst="rect"/>
+                  </pic:spPr>
+                </pic:pic>
+              </a:graphicData>
+            </a:graphic>
+          </wp:inline>
+        </w:drawing>
+      </w:r>
+    </w:p>
+    <w:p>
+      <w:pPr>
+        <w:jc w:val="center"/>
+      </w:pPr>
+      <w:r>
+        <w:rPr>
+          <w:i/>
+          <w:sz w:val="18"/>
+        </w:rPr>
+        <w:t>図：手続き種別マスタの編集画面</w:t>
+      </w:r>
+    </w:p>
+    <w:p>
+      <w:pPr>
         <w:pStyle w:val="1"/>
         <w:rPr>
           <w:lang w:eastAsia="ja-JP"/>
@@ -2034,6 +2391,57 @@
           <w:lang w:eastAsia="ja-JP"/>
         </w:rPr>
         <w:t>ダッシュボードの各カードやカレンダーからも、絞り込み済みの状態でこの一覧に遷移できます。</w:t>
+      </w:r>
+    </w:p>
+    <w:p>
+      <w:pPr>
+        <w:jc w:val="center"/>
+      </w:pPr>
+      <w:r>
+        <w:drawing>
+          <wp:inline xmlns:a="http://schemas.openxmlformats.org/drawingml/2006/main" xmlns:pic="http://schemas.openxmlformats.org/drawingml/2006/picture">
+            <wp:extent cx="5029200" cy="7119461"/>
+            <wp:docPr id="8" name="Picture 8"/>
+            <wp:cNvGraphicFramePr>
+              <a:graphicFrameLocks noChangeAspect="1"/>
+            </wp:cNvGraphicFramePr>
+            <a:graphic>
+              <a:graphicData uri="http://schemas.openxmlformats.org/drawingml/2006/picture">
+                <pic:pic>
+                  <pic:nvPicPr>
+                    <pic:cNvPr id="0" name="TASK-003_一覧_絞り込みUI.png"/>
+                    <pic:cNvPicPr/>
+                  </pic:nvPicPr>
+                  <pic:blipFill>
+                    <a:blip r:embed="rId18"/>
+                    <a:stretch>
+                      <a:fillRect/>
+                    </a:stretch>
+                  </pic:blipFill>
+                  <pic:spPr>
+                    <a:xfrm>
+                      <a:off x="0" y="0"/>
+                      <a:ext cx="5029200" cy="7119461"/>
+                    </a:xfrm>
+                    <a:prstGeom prst="rect"/>
+                  </pic:spPr>
+                </pic:pic>
+              </a:graphicData>
+            </a:graphic>
+          </wp:inline>
+        </w:drawing>
+      </w:r>
+    </w:p>
+    <w:p>
+      <w:pPr>
+        <w:jc w:val="center"/>
+      </w:pPr>
+      <w:r>
+        <w:rPr>
+          <w:i/>
+          <w:sz w:val="18"/>
+        </w:rPr>
+        <w:t>図：タスク一覧画面（絞り込みUI）</w:t>
       </w:r>
     </w:p>
     <w:p>
@@ -2200,6 +2608,57 @@
     </w:p>
     <w:p>
       <w:pPr>
+        <w:jc w:val="center"/>
+      </w:pPr>
+      <w:r>
+        <w:drawing>
+          <wp:inline xmlns:a="http://schemas.openxmlformats.org/drawingml/2006/main" xmlns:pic="http://schemas.openxmlformats.org/drawingml/2006/picture">
+            <wp:extent cx="5029200" cy="4687371"/>
+            <wp:docPr id="9" name="Picture 9"/>
+            <wp:cNvGraphicFramePr>
+              <a:graphicFrameLocks noChangeAspect="1"/>
+            </wp:cNvGraphicFramePr>
+            <a:graphic>
+              <a:graphicData uri="http://schemas.openxmlformats.org/drawingml/2006/picture">
+                <pic:pic>
+                  <pic:nvPicPr>
+                    <pic:cNvPr id="0" name="TASK-006_編集画面.png"/>
+                    <pic:cNvPicPr/>
+                  </pic:nvPicPr>
+                  <pic:blipFill>
+                    <a:blip r:embed="rId19"/>
+                    <a:stretch>
+                      <a:fillRect/>
+                    </a:stretch>
+                  </pic:blipFill>
+                  <pic:spPr>
+                    <a:xfrm>
+                      <a:off x="0" y="0"/>
+                      <a:ext cx="5029200" cy="4687371"/>
+                    </a:xfrm>
+                    <a:prstGeom prst="rect"/>
+                  </pic:spPr>
+                </pic:pic>
+              </a:graphicData>
+            </a:graphic>
+          </wp:inline>
+        </w:drawing>
+      </w:r>
+    </w:p>
+    <w:p>
+      <w:pPr>
+        <w:jc w:val="center"/>
+      </w:pPr>
+      <w:r>
+        <w:rPr>
+          <w:i/>
+          <w:sz w:val="18"/>
+        </w:rPr>
+        <w:t>図：タスク詳細・編集画面</w:t>
+      </w:r>
+    </w:p>
+    <w:p>
+      <w:pPr>
         <w:pStyle w:val="21"/>
         <w:rPr>
           <w:lang w:eastAsia="ja-JP"/>
@@ -2323,6 +2782,57 @@
           <w:lang w:eastAsia="ja-JP"/>
         </w:rPr>
         <w:br w:type="page"/>
+      </w:r>
+    </w:p>
+    <w:p>
+      <w:pPr>
+        <w:jc w:val="center"/>
+      </w:pPr>
+      <w:r>
+        <w:drawing>
+          <wp:inline xmlns:a="http://schemas.openxmlformats.org/drawingml/2006/main" xmlns:pic="http://schemas.openxmlformats.org/drawingml/2006/picture">
+            <wp:extent cx="5029200" cy="4750237"/>
+            <wp:docPr id="10" name="Picture 10"/>
+            <wp:cNvGraphicFramePr>
+              <a:graphicFrameLocks noChangeAspect="1"/>
+            </wp:cNvGraphicFramePr>
+            <a:graphic>
+              <a:graphicData uri="http://schemas.openxmlformats.org/drawingml/2006/picture">
+                <pic:pic>
+                  <pic:nvPicPr>
+                    <pic:cNvPr id="0" name="DOC-001_書類チェックリスト表示.png"/>
+                    <pic:cNvPicPr/>
+                  </pic:nvPicPr>
+                  <pic:blipFill>
+                    <a:blip r:embed="rId20"/>
+                    <a:stretch>
+                      <a:fillRect/>
+                    </a:stretch>
+                  </pic:blipFill>
+                  <pic:spPr>
+                    <a:xfrm>
+                      <a:off x="0" y="0"/>
+                      <a:ext cx="5029200" cy="4750237"/>
+                    </a:xfrm>
+                    <a:prstGeom prst="rect"/>
+                  </pic:spPr>
+                </pic:pic>
+              </a:graphicData>
+            </a:graphic>
+          </wp:inline>
+        </w:drawing>
+      </w:r>
+    </w:p>
+    <w:p>
+      <w:pPr>
+        <w:jc w:val="center"/>
+      </w:pPr>
+      <w:r>
+        <w:rPr>
+          <w:i/>
+          <w:sz w:val="18"/>
+        </w:rPr>
+        <w:t>図：タスク詳細画面の書類チェックリスト</w:t>
       </w:r>
     </w:p>
     <w:p>
@@ -2618,6 +3128,57 @@
     </w:p>
     <w:p>
       <w:pPr>
+        <w:jc w:val="center"/>
+      </w:pPr>
+      <w:r>
+        <w:drawing>
+          <wp:inline xmlns:a="http://schemas.openxmlformats.org/drawingml/2006/main" xmlns:pic="http://schemas.openxmlformats.org/drawingml/2006/picture">
+            <wp:extent cx="5029200" cy="5115639"/>
+            <wp:docPr id="11" name="Picture 11"/>
+            <wp:cNvGraphicFramePr>
+              <a:graphicFrameLocks noChangeAspect="1"/>
+            </wp:cNvGraphicFramePr>
+            <a:graphic>
+              <a:graphicData uri="http://schemas.openxmlformats.org/drawingml/2006/picture">
+                <pic:pic>
+                  <pic:nvPicPr>
+                    <pic:cNvPr id="0" name="CAL-001_カレンダー表示.png"/>
+                    <pic:cNvPicPr/>
+                  </pic:nvPicPr>
+                  <pic:blipFill>
+                    <a:blip r:embed="rId21"/>
+                    <a:stretch>
+                      <a:fillRect/>
+                    </a:stretch>
+                  </pic:blipFill>
+                  <pic:spPr>
+                    <a:xfrm>
+                      <a:off x="0" y="0"/>
+                      <a:ext cx="5029200" cy="5115639"/>
+                    </a:xfrm>
+                    <a:prstGeom prst="rect"/>
+                  </pic:spPr>
+                </pic:pic>
+              </a:graphicData>
+            </a:graphic>
+          </wp:inline>
+        </w:drawing>
+      </w:r>
+    </w:p>
+    <w:p>
+      <w:pPr>
+        <w:jc w:val="center"/>
+      </w:pPr>
+      <w:r>
+        <w:rPr>
+          <w:i/>
+          <w:sz w:val="18"/>
+        </w:rPr>
+        <w:t>図：カレンダー画面（ステータス別に色分け表示）</w:t>
+      </w:r>
+    </w:p>
+    <w:p>
+      <w:pPr>
         <w:pStyle w:val="1"/>
         <w:rPr>
           <w:lang w:eastAsia="ja-JP"/>
@@ -2986,6 +3547,57 @@
     </w:p>
     <w:p>
       <w:pPr>
+        <w:jc w:val="center"/>
+      </w:pPr>
+      <w:r>
+        <w:drawing>
+          <wp:inline xmlns:a="http://schemas.openxmlformats.org/drawingml/2006/main" xmlns:pic="http://schemas.openxmlformats.org/drawingml/2006/picture">
+            <wp:extent cx="5029200" cy="3929062"/>
+            <wp:docPr id="12" name="Picture 12"/>
+            <wp:cNvGraphicFramePr>
+              <a:graphicFrameLocks noChangeAspect="1"/>
+            </wp:cNvGraphicFramePr>
+            <a:graphic>
+              <a:graphicData uri="http://schemas.openxmlformats.org/drawingml/2006/picture">
+                <pic:pic>
+                  <pic:nvPicPr>
+                    <pic:cNvPr id="0" name="CALC-001_有給休暇計算結果.png"/>
+                    <pic:cNvPicPr/>
+                  </pic:nvPicPr>
+                  <pic:blipFill>
+                    <a:blip r:embed="rId22"/>
+                    <a:stretch>
+                      <a:fillRect/>
+                    </a:stretch>
+                  </pic:blipFill>
+                  <pic:spPr>
+                    <a:xfrm>
+                      <a:off x="0" y="0"/>
+                      <a:ext cx="5029200" cy="3929062"/>
+                    </a:xfrm>
+                    <a:prstGeom prst="rect"/>
+                  </pic:spPr>
+                </pic:pic>
+              </a:graphicData>
+            </a:graphic>
+          </wp:inline>
+        </w:drawing>
+      </w:r>
+    </w:p>
+    <w:p>
+      <w:pPr>
+        <w:jc w:val="center"/>
+      </w:pPr>
+      <w:r>
+        <w:rPr>
+          <w:i/>
+          <w:sz w:val="18"/>
+        </w:rPr>
+        <w:t>図：年次有給休暇の付与日数計算結果</w:t>
+      </w:r>
+    </w:p>
+    <w:p>
+      <w:pPr>
         <w:pStyle w:val="21"/>
         <w:rPr>
           <w:lang w:eastAsia="ja-JP"/>
@@ -3044,6 +3656,57 @@
     </w:p>
     <w:p>
       <w:pPr>
+        <w:jc w:val="center"/>
+      </w:pPr>
+      <w:r>
+        <w:drawing>
+          <wp:inline xmlns:a="http://schemas.openxmlformats.org/drawingml/2006/main" xmlns:pic="http://schemas.openxmlformats.org/drawingml/2006/picture">
+            <wp:extent cx="5029200" cy="6561534"/>
+            <wp:docPr id="13" name="Picture 13"/>
+            <wp:cNvGraphicFramePr>
+              <a:graphicFrameLocks noChangeAspect="1"/>
+            </wp:cNvGraphicFramePr>
+            <a:graphic>
+              <a:graphicData uri="http://schemas.openxmlformats.org/drawingml/2006/picture">
+                <pic:pic>
+                  <pic:nvPicPr>
+                    <pic:cNvPr id="0" name="CALC-006_36協定計算結果_違反検出.png"/>
+                    <pic:cNvPicPr/>
+                  </pic:nvPicPr>
+                  <pic:blipFill>
+                    <a:blip r:embed="rId23"/>
+                    <a:stretch>
+                      <a:fillRect/>
+                    </a:stretch>
+                  </pic:blipFill>
+                  <pic:spPr>
+                    <a:xfrm>
+                      <a:off x="0" y="0"/>
+                      <a:ext cx="5029200" cy="6561534"/>
+                    </a:xfrm>
+                    <a:prstGeom prst="rect"/>
+                  </pic:spPr>
+                </pic:pic>
+              </a:graphicData>
+            </a:graphic>
+          </wp:inline>
+        </w:drawing>
+      </w:r>
+    </w:p>
+    <w:p>
+      <w:pPr>
+        <w:jc w:val="center"/>
+      </w:pPr>
+      <w:r>
+        <w:rPr>
+          <w:i/>
+          <w:sz w:val="18"/>
+        </w:rPr>
+        <w:t>図：時間外労働・36協定上限チェックの計算結果（上限超過を検出した例）</w:t>
+      </w:r>
+    </w:p>
+    <w:p>
+      <w:pPr>
         <w:pStyle w:val="21"/>
         <w:rPr>
           <w:lang w:eastAsia="ja-JP"/>
@@ -3098,6 +3761,57 @@
           <w:lang w:eastAsia="ja-JP"/>
         </w:rPr>
         <w:t>出力：週別の合計労働時間（52時間超の判定）、日別の労働時間（1日10時間超・連続勤務日数の判定）、対象期間の総労働日数（280日超の判定）</w:t>
+      </w:r>
+    </w:p>
+    <w:p>
+      <w:pPr>
+        <w:jc w:val="center"/>
+      </w:pPr>
+      <w:r>
+        <w:drawing>
+          <wp:inline xmlns:a="http://schemas.openxmlformats.org/drawingml/2006/main" xmlns:pic="http://schemas.openxmlformats.org/drawingml/2006/picture">
+            <wp:extent cx="5029200" cy="4259104"/>
+            <wp:docPr id="14" name="Picture 14"/>
+            <wp:cNvGraphicFramePr>
+              <a:graphicFrameLocks noChangeAspect="1"/>
+            </wp:cNvGraphicFramePr>
+            <a:graphic>
+              <a:graphicData uri="http://schemas.openxmlformats.org/drawingml/2006/picture">
+                <pic:pic>
+                  <pic:nvPicPr>
+                    <pic:cNvPr id="0" name="CALC-010_シフト表入力フォーム.png"/>
+                    <pic:cNvPicPr/>
+                  </pic:nvPicPr>
+                  <pic:blipFill>
+                    <a:blip r:embed="rId24"/>
+                    <a:stretch>
+                      <a:fillRect/>
+                    </a:stretch>
+                  </pic:blipFill>
+                  <pic:spPr>
+                    <a:xfrm>
+                      <a:off x="0" y="0"/>
+                      <a:ext cx="5029200" cy="4259104"/>
+                    </a:xfrm>
+                    <a:prstGeom prst="rect"/>
+                  </pic:spPr>
+                </pic:pic>
+              </a:graphicData>
+            </a:graphic>
+          </wp:inline>
+        </w:drawing>
+      </w:r>
+    </w:p>
+    <w:p>
+      <w:pPr>
+        <w:jc w:val="center"/>
+      </w:pPr>
+      <w:r>
+        <w:rPr>
+          <w:i/>
+          <w:sz w:val="18"/>
+        </w:rPr>
+        <w:t>図：勤務シフト表作成支援の入力画面</w:t>
       </w:r>
     </w:p>
     <w:p>
@@ -3271,6 +3985,57 @@
     </w:p>
     <w:p>
       <w:pPr>
+        <w:jc w:val="center"/>
+      </w:pPr>
+      <w:r>
+        <w:drawing>
+          <wp:inline xmlns:a="http://schemas.openxmlformats.org/drawingml/2006/main" xmlns:pic="http://schemas.openxmlformats.org/drawingml/2006/picture">
+            <wp:extent cx="5029200" cy="3536156"/>
+            <wp:docPr id="15" name="Picture 15"/>
+            <wp:cNvGraphicFramePr>
+              <a:graphicFrameLocks noChangeAspect="1"/>
+            </wp:cNvGraphicFramePr>
+            <a:graphic>
+              <a:graphicData uri="http://schemas.openxmlformats.org/drawingml/2006/picture">
+                <pic:pic>
+                  <pic:nvPicPr>
+                    <pic:cNvPr id="0" name="REPORT-001_レポート一覧画面.png"/>
+                    <pic:cNvPicPr/>
+                  </pic:nvPicPr>
+                  <pic:blipFill>
+                    <a:blip r:embed="rId25"/>
+                    <a:stretch>
+                      <a:fillRect/>
+                    </a:stretch>
+                  </pic:blipFill>
+                  <pic:spPr>
+                    <a:xfrm>
+                      <a:off x="0" y="0"/>
+                      <a:ext cx="5029200" cy="3536156"/>
+                    </a:xfrm>
+                    <a:prstGeom prst="rect"/>
+                  </pic:spPr>
+                </pic:pic>
+              </a:graphicData>
+            </a:graphic>
+          </wp:inline>
+        </w:drawing>
+      </w:r>
+    </w:p>
+    <w:p>
+      <w:pPr>
+        <w:jc w:val="center"/>
+      </w:pPr>
+      <w:r>
+        <w:rPr>
+          <w:i/>
+          <w:sz w:val="18"/>
+        </w:rPr>
+        <w:t>図：顧問先向け進捗レポートの一覧画面</w:t>
+      </w:r>
+    </w:p>
+    <w:p>
+      <w:pPr>
         <w:pStyle w:val="1"/>
         <w:rPr>
           <w:lang w:eastAsia="ja-JP"/>
@@ -3432,6 +4197,57 @@
     </w:p>
     <w:p>
       <w:pPr>
+        <w:jc w:val="center"/>
+      </w:pPr>
+      <w:r>
+        <w:drawing>
+          <wp:inline xmlns:a="http://schemas.openxmlformats.org/drawingml/2006/main" xmlns:pic="http://schemas.openxmlformats.org/drawingml/2006/picture">
+            <wp:extent cx="5029200" cy="3536156"/>
+            <wp:docPr id="16" name="Picture 16"/>
+            <wp:cNvGraphicFramePr>
+              <a:graphicFrameLocks noChangeAspect="1"/>
+            </wp:cNvGraphicFramePr>
+            <a:graphic>
+              <a:graphicData uri="http://schemas.openxmlformats.org/drawingml/2006/picture">
+                <pic:pic>
+                  <pic:nvPicPr>
+                    <pic:cNvPr id="0" name="IMPORT-005_インポートウィザード_アップロード画面.png"/>
+                    <pic:cNvPicPr/>
+                  </pic:nvPicPr>
+                  <pic:blipFill>
+                    <a:blip r:embed="rId26"/>
+                    <a:stretch>
+                      <a:fillRect/>
+                    </a:stretch>
+                  </pic:blipFill>
+                  <pic:spPr>
+                    <a:xfrm>
+                      <a:off x="0" y="0"/>
+                      <a:ext cx="5029200" cy="3536156"/>
+                    </a:xfrm>
+                    <a:prstGeom prst="rect"/>
+                  </pic:spPr>
+                </pic:pic>
+              </a:graphicData>
+            </a:graphic>
+          </wp:inline>
+        </w:drawing>
+      </w:r>
+    </w:p>
+    <w:p>
+      <w:pPr>
+        <w:jc w:val="center"/>
+      </w:pPr>
+      <w:r>
+        <w:rPr>
+          <w:i/>
+          <w:sz w:val="18"/>
+        </w:rPr>
+        <w:t>図：Excelインポートウィザード（アップロード画面）</w:t>
+      </w:r>
+    </w:p>
+    <w:p>
+      <w:pPr>
         <w:pStyle w:val="21"/>
         <w:rPr>
           <w:lang w:eastAsia="ja-JP"/>
@@ -3596,6 +4412,57 @@
           <w:lang w:eastAsia="ja-JP"/>
         </w:rPr>
         <w:br w:type="page"/>
+      </w:r>
+    </w:p>
+    <w:p>
+      <w:pPr>
+        <w:jc w:val="center"/>
+      </w:pPr>
+      <w:r>
+        <w:drawing>
+          <wp:inline xmlns:a="http://schemas.openxmlformats.org/drawingml/2006/main" xmlns:pic="http://schemas.openxmlformats.org/drawingml/2006/picture">
+            <wp:extent cx="5029200" cy="4420195"/>
+            <wp:docPr id="17" name="Picture 17"/>
+            <wp:cNvGraphicFramePr>
+              <a:graphicFrameLocks noChangeAspect="1"/>
+            </wp:cNvGraphicFramePr>
+            <a:graphic>
+              <a:graphicData uri="http://schemas.openxmlformats.org/drawingml/2006/picture">
+                <pic:pic>
+                  <pic:nvPicPr>
+                    <pic:cNvPr id="0" name="CF-004_顧問先登録画面への反映.png"/>
+                    <pic:cNvPicPr/>
+                  </pic:nvPicPr>
+                  <pic:blipFill>
+                    <a:blip r:embed="rId27"/>
+                    <a:stretch>
+                      <a:fillRect/>
+                    </a:stretch>
+                  </pic:blipFill>
+                  <pic:spPr>
+                    <a:xfrm>
+                      <a:off x="0" y="0"/>
+                      <a:ext cx="5029200" cy="4420195"/>
+                    </a:xfrm>
+                    <a:prstGeom prst="rect"/>
+                  </pic:spPr>
+                </pic:pic>
+              </a:graphicData>
+            </a:graphic>
+          </wp:inline>
+        </w:drawing>
+      </w:r>
+    </w:p>
+    <w:p>
+      <w:pPr>
+        <w:jc w:val="center"/>
+      </w:pPr>
+      <w:r>
+        <w:rPr>
+          <w:i/>
+          <w:sz w:val="18"/>
+        </w:rPr>
+        <w:t>図：作成したカスタムフィールドが顧問先登録画面に反映された状態</w:t>
       </w:r>
     </w:p>
     <w:p>
@@ -4591,6 +5458,57 @@
     </w:p>
     <w:p>
       <w:pPr>
+        <w:jc w:val="center"/>
+      </w:pPr>
+      <w:r>
+        <w:drawing>
+          <wp:inline xmlns:a="http://schemas.openxmlformats.org/drawingml/2006/main" xmlns:pic="http://schemas.openxmlformats.org/drawingml/2006/picture">
+            <wp:extent cx="5029200" cy="3536156"/>
+            <wp:docPr id="18" name="Picture 18"/>
+            <wp:cNvGraphicFramePr>
+              <a:graphicFrameLocks noChangeAspect="1"/>
+            </wp:cNvGraphicFramePr>
+            <a:graphic>
+              <a:graphicData uri="http://schemas.openxmlformats.org/drawingml/2006/picture">
+                <pic:pic>
+                  <pic:nvPicPr>
+                    <pic:cNvPr id="0" name="USER-001_owner_ユーザー一覧.png"/>
+                    <pic:cNvPicPr/>
+                  </pic:nvPicPr>
+                  <pic:blipFill>
+                    <a:blip r:embed="rId28"/>
+                    <a:stretch>
+                      <a:fillRect/>
+                    </a:stretch>
+                  </pic:blipFill>
+                  <pic:spPr>
+                    <a:xfrm>
+                      <a:off x="0" y="0"/>
+                      <a:ext cx="5029200" cy="3536156"/>
+                    </a:xfrm>
+                    <a:prstGeom prst="rect"/>
+                  </pic:spPr>
+                </pic:pic>
+              </a:graphicData>
+            </a:graphic>
+          </wp:inline>
+        </w:drawing>
+      </w:r>
+    </w:p>
+    <w:p>
+      <w:pPr>
+        <w:jc w:val="center"/>
+      </w:pPr>
+      <w:r>
+        <w:rPr>
+          <w:i/>
+          <w:sz w:val="18"/>
+        </w:rPr>
+        <w:t>図：ユーザー管理画面（オーナーのみアクセス可能）</w:t>
+      </w:r>
+    </w:p>
+    <w:p>
+      <w:pPr>
         <w:pStyle w:val="1"/>
         <w:rPr>
           <w:lang w:eastAsia="ja-JP"/>
@@ -4674,6 +5592,57 @@
           <w:lang w:eastAsia="ja-JP"/>
         </w:rPr>
         <w:br w:type="page"/>
+      </w:r>
+    </w:p>
+    <w:p>
+      <w:pPr>
+        <w:jc w:val="center"/>
+      </w:pPr>
+      <w:r>
+        <w:drawing>
+          <wp:inline xmlns:a="http://schemas.openxmlformats.org/drawingml/2006/main" xmlns:pic="http://schemas.openxmlformats.org/drawingml/2006/picture">
+            <wp:extent cx="5029200" cy="3536156"/>
+            <wp:docPr id="19" name="Picture 19"/>
+            <wp:cNvGraphicFramePr>
+              <a:graphicFrameLocks noChangeAspect="1"/>
+            </wp:cNvGraphicFramePr>
+            <a:graphic>
+              <a:graphicData uri="http://schemas.openxmlformats.org/drawingml/2006/picture">
+                <pic:pic>
+                  <pic:nvPicPr>
+                    <pic:cNvPr id="0" name="BILL-009_契約請求画面.png"/>
+                    <pic:cNvPicPr/>
+                  </pic:nvPicPr>
+                  <pic:blipFill>
+                    <a:blip r:embed="rId29"/>
+                    <a:stretch>
+                      <a:fillRect/>
+                    </a:stretch>
+                  </pic:blipFill>
+                  <pic:spPr>
+                    <a:xfrm>
+                      <a:off x="0" y="0"/>
+                      <a:ext cx="5029200" cy="3536156"/>
+                    </a:xfrm>
+                    <a:prstGeom prst="rect"/>
+                  </pic:spPr>
+                </pic:pic>
+              </a:graphicData>
+            </a:graphic>
+          </wp:inline>
+        </w:drawing>
+      </w:r>
+    </w:p>
+    <w:p>
+      <w:pPr>
+        <w:jc w:val="center"/>
+      </w:pPr>
+      <w:r>
+        <w:rPr>
+          <w:i/>
+          <w:sz w:val="18"/>
+        </w:rPr>
+        <w:t>図：契約・請求画面（オーナー向け）</w:t>
       </w:r>
     </w:p>
     <w:p>
